--- a/proposal/03_Solution_Architecture_High_and_Low_Level.docx
+++ b/proposal/03_Solution_Architecture_High_and_Low_Level.docx
@@ -392,7 +392,7 @@
             </w:rPr>
             <w:fldChar w:fldCharType="separate"/>
           </w:r>
-          <w:hyperlink w:anchor="__RefHeading___Toc1235_3719902292">
+          <w:hyperlink w:anchor="__RefHeading___Toc1235_2871792748">
             <w:r>
               <w:rPr>
                 <w:rStyle w:val="IndexLink"/>
@@ -412,7 +412,7 @@
             </w:tabs>
             <w:rPr/>
           </w:pPr>
-          <w:hyperlink w:anchor="__RefHeading___Toc1237_3719902292">
+          <w:hyperlink w:anchor="__RefHeading___Toc1237_2871792748">
             <w:r>
               <w:rPr>
                 <w:rStyle w:val="IndexLink"/>
@@ -432,7 +432,7 @@
             </w:tabs>
             <w:rPr/>
           </w:pPr>
-          <w:hyperlink w:anchor="__RefHeading___Toc1239_3719902292">
+          <w:hyperlink w:anchor="__RefHeading___Toc1239_2871792748">
             <w:r>
               <w:rPr>
                 <w:rStyle w:val="IndexLink"/>
@@ -452,7 +452,7 @@
             </w:tabs>
             <w:rPr/>
           </w:pPr>
-          <w:hyperlink w:anchor="__RefHeading___Toc1241_3719902292">
+          <w:hyperlink w:anchor="__RefHeading___Toc1241_2871792748">
             <w:r>
               <w:rPr>
                 <w:rStyle w:val="IndexLink"/>
@@ -472,7 +472,7 @@
             </w:tabs>
             <w:rPr/>
           </w:pPr>
-          <w:hyperlink w:anchor="__RefHeading___Toc1243_3719902292">
+          <w:hyperlink w:anchor="__RefHeading___Toc1243_2871792748">
             <w:r>
               <w:rPr>
                 <w:rStyle w:val="IndexLink"/>
@@ -492,7 +492,7 @@
             </w:tabs>
             <w:rPr/>
           </w:pPr>
-          <w:hyperlink w:anchor="__RefHeading___Toc1245_3719902292">
+          <w:hyperlink w:anchor="__RefHeading___Toc1245_2871792748">
             <w:r>
               <w:rPr>
                 <w:rStyle w:val="IndexLink"/>
@@ -512,7 +512,7 @@
             </w:tabs>
             <w:rPr/>
           </w:pPr>
-          <w:hyperlink w:anchor="__RefHeading___Toc1247_3719902292">
+          <w:hyperlink w:anchor="__RefHeading___Toc1247_2871792748">
             <w:r>
               <w:rPr>
                 <w:rStyle w:val="IndexLink"/>
@@ -532,7 +532,7 @@
             </w:tabs>
             <w:rPr/>
           </w:pPr>
-          <w:hyperlink w:anchor="__RefHeading___Toc1249_3719902292">
+          <w:hyperlink w:anchor="__RefHeading___Toc1249_2871792748">
             <w:r>
               <w:rPr>
                 <w:rStyle w:val="IndexLink"/>
@@ -552,7 +552,7 @@
             </w:tabs>
             <w:rPr/>
           </w:pPr>
-          <w:hyperlink w:anchor="__RefHeading___Toc1251_3719902292">
+          <w:hyperlink w:anchor="__RefHeading___Toc1251_2871792748">
             <w:r>
               <w:rPr>
                 <w:rStyle w:val="IndexLink"/>
@@ -572,7 +572,7 @@
             </w:tabs>
             <w:rPr/>
           </w:pPr>
-          <w:hyperlink w:anchor="__RefHeading___Toc1253_3719902292">
+          <w:hyperlink w:anchor="__RefHeading___Toc1253_2871792748">
             <w:r>
               <w:rPr>
                 <w:rStyle w:val="IndexLink"/>
@@ -592,7 +592,7 @@
             </w:tabs>
             <w:rPr/>
           </w:pPr>
-          <w:hyperlink w:anchor="__RefHeading___Toc1255_3719902292">
+          <w:hyperlink w:anchor="__RefHeading___Toc1255_2871792748">
             <w:r>
               <w:rPr>
                 <w:rStyle w:val="IndexLink"/>
@@ -612,7 +612,7 @@
             </w:tabs>
             <w:rPr/>
           </w:pPr>
-          <w:hyperlink w:anchor="__RefHeading___Toc1257_3719902292">
+          <w:hyperlink w:anchor="__RefHeading___Toc1257_2871792748">
             <w:r>
               <w:rPr>
                 <w:rStyle w:val="IndexLink"/>
@@ -632,7 +632,7 @@
             </w:tabs>
             <w:rPr/>
           </w:pPr>
-          <w:hyperlink w:anchor="__RefHeading___Toc1259_3719902292">
+          <w:hyperlink w:anchor="__RefHeading___Toc1259_2871792748">
             <w:r>
               <w:rPr>
                 <w:rStyle w:val="IndexLink"/>
@@ -652,7 +652,7 @@
             </w:tabs>
             <w:rPr/>
           </w:pPr>
-          <w:hyperlink w:anchor="__RefHeading___Toc1261_3719902292">
+          <w:hyperlink w:anchor="__RefHeading___Toc1261_2871792748">
             <w:r>
               <w:rPr>
                 <w:rStyle w:val="IndexLink"/>
@@ -672,7 +672,7 @@
             </w:tabs>
             <w:rPr/>
           </w:pPr>
-          <w:hyperlink w:anchor="__RefHeading___Toc1263_3719902292">
+          <w:hyperlink w:anchor="__RefHeading___Toc1263_2871792748">
             <w:r>
               <w:rPr>
                 <w:rStyle w:val="IndexLink"/>
@@ -692,7 +692,7 @@
             </w:tabs>
             <w:rPr/>
           </w:pPr>
-          <w:hyperlink w:anchor="__RefHeading___Toc1265_3719902292">
+          <w:hyperlink w:anchor="__RefHeading___Toc1265_2871792748">
             <w:r>
               <w:rPr>
                 <w:rStyle w:val="IndexLink"/>
@@ -712,7 +712,7 @@
             </w:tabs>
             <w:rPr/>
           </w:pPr>
-          <w:hyperlink w:anchor="__RefHeading___Toc1267_3719902292">
+          <w:hyperlink w:anchor="__RefHeading___Toc1267_2871792748">
             <w:r>
               <w:rPr>
                 <w:rStyle w:val="IndexLink"/>
@@ -732,7 +732,7 @@
             </w:tabs>
             <w:rPr/>
           </w:pPr>
-          <w:hyperlink w:anchor="__RefHeading___Toc1269_3719902292">
+          <w:hyperlink w:anchor="__RefHeading___Toc1269_2871792748">
             <w:r>
               <w:rPr>
                 <w:rStyle w:val="IndexLink"/>
@@ -752,7 +752,7 @@
             </w:tabs>
             <w:rPr/>
           </w:pPr>
-          <w:hyperlink w:anchor="__RefHeading___Toc1271_3719902292">
+          <w:hyperlink w:anchor="__RefHeading___Toc1271_2871792748">
             <w:r>
               <w:rPr>
                 <w:rStyle w:val="IndexLink"/>
@@ -772,7 +772,7 @@
             </w:tabs>
             <w:rPr/>
           </w:pPr>
-          <w:hyperlink w:anchor="__RefHeading___Toc1273_3719902292">
+          <w:hyperlink w:anchor="__RefHeading___Toc1273_2871792748">
             <w:r>
               <w:rPr>
                 <w:rStyle w:val="IndexLink"/>
@@ -792,7 +792,7 @@
             </w:tabs>
             <w:rPr/>
           </w:pPr>
-          <w:hyperlink w:anchor="__RefHeading___Toc1275_3719902292">
+          <w:hyperlink w:anchor="__RefHeading___Toc1275_2871792748">
             <w:r>
               <w:rPr>
                 <w:rStyle w:val="IndexLink"/>
@@ -812,7 +812,7 @@
             </w:tabs>
             <w:rPr/>
           </w:pPr>
-          <w:hyperlink w:anchor="__RefHeading___Toc1277_3719902292">
+          <w:hyperlink w:anchor="__RefHeading___Toc1277_2871792748">
             <w:r>
               <w:rPr>
                 <w:rStyle w:val="IndexLink"/>
@@ -832,7 +832,7 @@
             </w:tabs>
             <w:rPr/>
           </w:pPr>
-          <w:hyperlink w:anchor="__RefHeading___Toc1279_3719902292">
+          <w:hyperlink w:anchor="__RefHeading___Toc1279_2871792748">
             <w:r>
               <w:rPr>
                 <w:rStyle w:val="IndexLink"/>
@@ -852,7 +852,7 @@
             </w:tabs>
             <w:rPr/>
           </w:pPr>
-          <w:hyperlink w:anchor="__RefHeading___Toc1281_3719902292">
+          <w:hyperlink w:anchor="__RefHeading___Toc1281_2871792748">
             <w:r>
               <w:rPr>
                 <w:rStyle w:val="IndexLink"/>
@@ -872,7 +872,7 @@
             </w:tabs>
             <w:rPr/>
           </w:pPr>
-          <w:hyperlink w:anchor="__RefHeading___Toc1283_3719902292">
+          <w:hyperlink w:anchor="__RefHeading___Toc1283_2871792748">
             <w:r>
               <w:rPr>
                 <w:rStyle w:val="IndexLink"/>
@@ -892,7 +892,7 @@
             </w:tabs>
             <w:rPr/>
           </w:pPr>
-          <w:hyperlink w:anchor="__RefHeading___Toc1285_3719902292">
+          <w:hyperlink w:anchor="__RefHeading___Toc1285_2871792748">
             <w:r>
               <w:rPr>
                 <w:rStyle w:val="IndexLink"/>
@@ -912,7 +912,7 @@
             </w:tabs>
             <w:rPr/>
           </w:pPr>
-          <w:hyperlink w:anchor="__RefHeading___Toc1287_3719902292">
+          <w:hyperlink w:anchor="__RefHeading___Toc1287_2871792748">
             <w:r>
               <w:rPr>
                 <w:rStyle w:val="IndexLink"/>
@@ -932,7 +932,7 @@
             </w:tabs>
             <w:rPr/>
           </w:pPr>
-          <w:hyperlink w:anchor="__RefHeading___Toc1289_3719902292">
+          <w:hyperlink w:anchor="__RefHeading___Toc1289_2871792748">
             <w:r>
               <w:rPr>
                 <w:rStyle w:val="IndexLink"/>
@@ -952,7 +952,7 @@
             </w:tabs>
             <w:rPr/>
           </w:pPr>
-          <w:hyperlink w:anchor="__RefHeading___Toc1291_3719902292">
+          <w:hyperlink w:anchor="__RefHeading___Toc1291_2871792748">
             <w:r>
               <w:rPr>
                 <w:rStyle w:val="IndexLink"/>
@@ -972,7 +972,7 @@
             </w:tabs>
             <w:rPr/>
           </w:pPr>
-          <w:hyperlink w:anchor="__RefHeading___Toc1293_3719902292">
+          <w:hyperlink w:anchor="__RefHeading___Toc1293_2871792748">
             <w:r>
               <w:rPr>
                 <w:rStyle w:val="IndexLink"/>
@@ -992,7 +992,7 @@
             </w:tabs>
             <w:rPr/>
           </w:pPr>
-          <w:hyperlink w:anchor="__RefHeading___Toc1295_3719902292">
+          <w:hyperlink w:anchor="__RefHeading___Toc1295_2871792748">
             <w:r>
               <w:rPr>
                 <w:rStyle w:val="IndexLink"/>
@@ -1012,7 +1012,7 @@
             </w:tabs>
             <w:rPr/>
           </w:pPr>
-          <w:hyperlink w:anchor="__RefHeading___Toc1297_3719902292">
+          <w:hyperlink w:anchor="__RefHeading___Toc1297_2871792748">
             <w:r>
               <w:rPr>
                 <w:rStyle w:val="IndexLink"/>
@@ -1032,7 +1032,7 @@
             </w:tabs>
             <w:rPr/>
           </w:pPr>
-          <w:hyperlink w:anchor="__RefHeading___Toc1299_3719902292">
+          <w:hyperlink w:anchor="__RefHeading___Toc1299_2871792748">
             <w:r>
               <w:rPr>
                 <w:rStyle w:val="IndexLink"/>
@@ -1052,7 +1052,7 @@
             </w:tabs>
             <w:rPr/>
           </w:pPr>
-          <w:hyperlink w:anchor="__RefHeading___Toc1301_3719902292">
+          <w:hyperlink w:anchor="__RefHeading___Toc1301_2871792748">
             <w:r>
               <w:rPr>
                 <w:rStyle w:val="IndexLink"/>
@@ -1072,7 +1072,7 @@
             </w:tabs>
             <w:rPr/>
           </w:pPr>
-          <w:hyperlink w:anchor="__RefHeading___Toc1303_3719902292">
+          <w:hyperlink w:anchor="__RefHeading___Toc1303_2871792748">
             <w:r>
               <w:rPr>
                 <w:rStyle w:val="IndexLink"/>
@@ -1092,7 +1092,7 @@
             </w:tabs>
             <w:rPr/>
           </w:pPr>
-          <w:hyperlink w:anchor="__RefHeading___Toc1305_3719902292">
+          <w:hyperlink w:anchor="__RefHeading___Toc1305_2871792748">
             <w:r>
               <w:rPr>
                 <w:rStyle w:val="IndexLink"/>
@@ -1138,7 +1138,7 @@
         <w:spacing w:before="0" w:after="160"/>
         <w:rPr/>
       </w:pPr>
-      <w:bookmarkStart w:id="0" w:name="__RefHeading___Toc1235_3719902292"/>
+      <w:bookmarkStart w:id="0" w:name="__RefHeading___Toc1235_2871792748"/>
       <w:bookmarkEnd w:id="0"/>
       <w:r>
         <w:rPr/>
@@ -1406,7 +1406,7 @@
         <w:spacing w:before="360" w:after="160"/>
         <w:rPr/>
       </w:pPr>
-      <w:bookmarkStart w:id="1" w:name="__RefHeading___Toc1237_3719902292"/>
+      <w:bookmarkStart w:id="1" w:name="__RefHeading___Toc1237_2871792748"/>
       <w:bookmarkEnd w:id="1"/>
       <w:r>
         <w:rPr/>
@@ -1419,7 +1419,7 @@
         <w:spacing w:before="280" w:after="120"/>
         <w:rPr/>
       </w:pPr>
-      <w:bookmarkStart w:id="2" w:name="__RefHeading___Toc1239_3719902292"/>
+      <w:bookmarkStart w:id="2" w:name="__RefHeading___Toc1239_2871792748"/>
       <w:bookmarkEnd w:id="2"/>
       <w:r>
         <w:rPr/>
@@ -1901,7 +1901,7 @@
         <w:spacing w:before="280" w:after="120"/>
         <w:rPr/>
       </w:pPr>
-      <w:bookmarkStart w:id="3" w:name="__RefHeading___Toc1241_3719902292"/>
+      <w:bookmarkStart w:id="3" w:name="__RefHeading___Toc1241_2871792748"/>
       <w:bookmarkEnd w:id="3"/>
       <w:r>
         <w:rPr/>
@@ -2467,7 +2467,7 @@
         <w:spacing w:before="280" w:after="120"/>
         <w:rPr/>
       </w:pPr>
-      <w:bookmarkStart w:id="4" w:name="__RefHeading___Toc1243_3719902292"/>
+      <w:bookmarkStart w:id="4" w:name="__RefHeading___Toc1243_2871792748"/>
       <w:bookmarkEnd w:id="4"/>
       <w:r>
         <w:rPr/>
@@ -2568,7 +2568,7 @@
         <w:spacing w:before="360" w:after="160"/>
         <w:rPr/>
       </w:pPr>
-      <w:bookmarkStart w:id="5" w:name="__RefHeading___Toc1245_3719902292"/>
+      <w:bookmarkStart w:id="5" w:name="__RefHeading___Toc1245_2871792748"/>
       <w:bookmarkEnd w:id="5"/>
       <w:r>
         <w:rPr/>
@@ -2647,7 +2647,7 @@
         <w:spacing w:before="280" w:after="120"/>
         <w:rPr/>
       </w:pPr>
-      <w:bookmarkStart w:id="6" w:name="__RefHeading___Toc1247_3719902292"/>
+      <w:bookmarkStart w:id="6" w:name="__RefHeading___Toc1247_2871792748"/>
       <w:bookmarkEnd w:id="6"/>
       <w:r>
         <w:rPr/>
@@ -2693,7 +2693,7 @@
         <w:spacing w:before="280" w:after="120"/>
         <w:rPr/>
       </w:pPr>
-      <w:bookmarkStart w:id="7" w:name="__RefHeading___Toc1249_3719902292"/>
+      <w:bookmarkStart w:id="7" w:name="__RefHeading___Toc1249_2871792748"/>
       <w:bookmarkEnd w:id="7"/>
       <w:r>
         <w:rPr/>
@@ -3430,7 +3430,7 @@
         <w:spacing w:before="280" w:after="120"/>
         <w:rPr/>
       </w:pPr>
-      <w:bookmarkStart w:id="8" w:name="__RefHeading___Toc1251_3719902292"/>
+      <w:bookmarkStart w:id="8" w:name="__RefHeading___Toc1251_2871792748"/>
       <w:bookmarkEnd w:id="8"/>
       <w:r>
         <w:rPr/>
@@ -3619,7 +3619,7 @@
         <w:spacing w:before="280" w:after="120"/>
         <w:rPr/>
       </w:pPr>
-      <w:bookmarkStart w:id="9" w:name="__RefHeading___Toc1253_3719902292"/>
+      <w:bookmarkStart w:id="9" w:name="__RefHeading___Toc1253_2871792748"/>
       <w:bookmarkEnd w:id="9"/>
       <w:r>
         <w:rPr/>
@@ -3709,7 +3709,7 @@
         <w:spacing w:before="280" w:after="120"/>
         <w:rPr/>
       </w:pPr>
-      <w:bookmarkStart w:id="10" w:name="__RefHeading___Toc1255_3719902292"/>
+      <w:bookmarkStart w:id="10" w:name="__RefHeading___Toc1255_2871792748"/>
       <w:bookmarkEnd w:id="10"/>
       <w:r>
         <w:rPr/>
@@ -3887,7 +3887,7 @@
         <w:spacing w:before="360" w:after="160"/>
         <w:rPr/>
       </w:pPr>
-      <w:bookmarkStart w:id="11" w:name="__RefHeading___Toc1257_3719902292"/>
+      <w:bookmarkStart w:id="11" w:name="__RefHeading___Toc1257_2871792748"/>
       <w:bookmarkEnd w:id="11"/>
       <w:r>
         <w:rPr/>
@@ -4343,7 +4343,7 @@
         <w:spacing w:before="360" w:after="160"/>
         <w:rPr/>
       </w:pPr>
-      <w:bookmarkStart w:id="12" w:name="__RefHeading___Toc1259_3719902292"/>
+      <w:bookmarkStart w:id="12" w:name="__RefHeading___Toc1259_2871792748"/>
       <w:bookmarkEnd w:id="12"/>
       <w:r>
         <w:rPr/>
@@ -4543,7 +4543,7 @@
         <w:spacing w:before="360" w:after="160"/>
         <w:rPr/>
       </w:pPr>
-      <w:bookmarkStart w:id="13" w:name="__RefHeading___Toc1261_3719902292"/>
+      <w:bookmarkStart w:id="13" w:name="__RefHeading___Toc1261_2871792748"/>
       <w:bookmarkEnd w:id="13"/>
       <w:r>
         <w:rPr/>
@@ -5285,7 +5285,7 @@
         <w:spacing w:before="0" w:after="160"/>
         <w:rPr/>
       </w:pPr>
-      <w:bookmarkStart w:id="14" w:name="__RefHeading___Toc1263_3719902292"/>
+      <w:bookmarkStart w:id="14" w:name="__RefHeading___Toc1263_2871792748"/>
       <w:bookmarkEnd w:id="14"/>
       <w:r>
         <w:rPr/>
@@ -5298,7 +5298,7 @@
         <w:spacing w:before="360" w:after="160"/>
         <w:rPr/>
       </w:pPr>
-      <w:bookmarkStart w:id="15" w:name="__RefHeading___Toc1265_3719902292"/>
+      <w:bookmarkStart w:id="15" w:name="__RefHeading___Toc1265_2871792748"/>
       <w:bookmarkEnd w:id="15"/>
       <w:r>
         <w:rPr/>
@@ -5311,7 +5311,7 @@
         <w:spacing w:before="280" w:after="120"/>
         <w:rPr/>
       </w:pPr>
-      <w:bookmarkStart w:id="16" w:name="__RefHeading___Toc1267_3719902292"/>
+      <w:bookmarkStart w:id="16" w:name="__RefHeading___Toc1267_2871792748"/>
       <w:bookmarkEnd w:id="16"/>
       <w:r>
         <w:rPr/>
@@ -6219,7 +6219,7 @@
         <w:spacing w:before="280" w:after="120"/>
         <w:rPr/>
       </w:pPr>
-      <w:bookmarkStart w:id="17" w:name="__RefHeading___Toc1269_3719902292"/>
+      <w:bookmarkStart w:id="17" w:name="__RefHeading___Toc1269_2871792748"/>
       <w:bookmarkEnd w:id="17"/>
       <w:r>
         <w:rPr/>
@@ -6299,7 +6299,7 @@
         <w:spacing w:before="360" w:after="160"/>
         <w:rPr/>
       </w:pPr>
-      <w:bookmarkStart w:id="18" w:name="__RefHeading___Toc1271_3719902292"/>
+      <w:bookmarkStart w:id="18" w:name="__RefHeading___Toc1271_2871792748"/>
       <w:bookmarkEnd w:id="18"/>
       <w:r>
         <w:rPr/>
@@ -6323,7 +6323,7 @@
         <w:spacing w:before="280" w:after="120"/>
         <w:rPr/>
       </w:pPr>
-      <w:bookmarkStart w:id="19" w:name="__RefHeading___Toc1273_3719902292"/>
+      <w:bookmarkStart w:id="19" w:name="__RefHeading___Toc1273_2871792748"/>
       <w:bookmarkEnd w:id="19"/>
       <w:r>
         <w:rPr/>
@@ -6895,7 +6895,7 @@
         <w:spacing w:before="280" w:after="120"/>
         <w:rPr/>
       </w:pPr>
-      <w:bookmarkStart w:id="20" w:name="__RefHeading___Toc1275_3719902292"/>
+      <w:bookmarkStart w:id="20" w:name="__RefHeading___Toc1275_2871792748"/>
       <w:bookmarkEnd w:id="20"/>
       <w:r>
         <w:rPr/>
@@ -7467,7 +7467,7 @@
         <w:spacing w:before="280" w:after="120"/>
         <w:rPr/>
       </w:pPr>
-      <w:bookmarkStart w:id="21" w:name="__RefHeading___Toc1277_3719902292"/>
+      <w:bookmarkStart w:id="21" w:name="__RefHeading___Toc1277_2871792748"/>
       <w:bookmarkEnd w:id="21"/>
       <w:r>
         <w:rPr/>
@@ -8039,7 +8039,7 @@
         <w:spacing w:before="360" w:after="160"/>
         <w:rPr/>
       </w:pPr>
-      <w:bookmarkStart w:id="22" w:name="__RefHeading___Toc1279_3719902292"/>
+      <w:bookmarkStart w:id="22" w:name="__RefHeading___Toc1279_2871792748"/>
       <w:bookmarkEnd w:id="22"/>
       <w:r>
         <w:rPr/>
@@ -8052,7 +8052,7 @@
         <w:spacing w:before="280" w:after="120"/>
         <w:rPr/>
       </w:pPr>
-      <w:bookmarkStart w:id="23" w:name="__RefHeading___Toc1281_3719902292"/>
+      <w:bookmarkStart w:id="23" w:name="__RefHeading___Toc1281_2871792748"/>
       <w:bookmarkEnd w:id="23"/>
       <w:r>
         <w:rPr/>
@@ -8263,7 +8263,7 @@
         <w:spacing w:before="280" w:after="120"/>
         <w:rPr/>
       </w:pPr>
-      <w:bookmarkStart w:id="24" w:name="__RefHeading___Toc1283_3719902292"/>
+      <w:bookmarkStart w:id="24" w:name="__RefHeading___Toc1283_2871792748"/>
       <w:bookmarkEnd w:id="24"/>
       <w:r>
         <w:rPr/>
@@ -8463,7 +8463,7 @@
         <w:spacing w:before="280" w:after="120"/>
         <w:rPr/>
       </w:pPr>
-      <w:bookmarkStart w:id="25" w:name="__RefHeading___Toc1285_3719902292"/>
+      <w:bookmarkStart w:id="25" w:name="__RefHeading___Toc1285_2871792748"/>
       <w:bookmarkEnd w:id="25"/>
       <w:r>
         <w:rPr/>
@@ -8608,7 +8608,7 @@
         <w:spacing w:before="280" w:after="120"/>
         <w:rPr/>
       </w:pPr>
-      <w:bookmarkStart w:id="26" w:name="__RefHeading___Toc1287_3719902292"/>
+      <w:bookmarkStart w:id="26" w:name="__RefHeading___Toc1287_2871792748"/>
       <w:bookmarkEnd w:id="26"/>
       <w:r>
         <w:rPr/>
@@ -8632,7 +8632,7 @@
         <w:spacing w:before="360" w:after="160"/>
         <w:rPr/>
       </w:pPr>
-      <w:bookmarkStart w:id="27" w:name="__RefHeading___Toc1289_3719902292"/>
+      <w:bookmarkStart w:id="27" w:name="__RefHeading___Toc1289_2871792748"/>
       <w:bookmarkEnd w:id="27"/>
       <w:r>
         <w:rPr/>
@@ -8645,7 +8645,7 @@
         <w:spacing w:before="280" w:after="120"/>
         <w:rPr/>
       </w:pPr>
-      <w:bookmarkStart w:id="28" w:name="__RefHeading___Toc1291_3719902292"/>
+      <w:bookmarkStart w:id="28" w:name="__RefHeading___Toc1291_2871792748"/>
       <w:bookmarkEnd w:id="28"/>
       <w:r>
         <w:rPr/>
@@ -9401,7 +9401,7 @@
         <w:spacing w:before="280" w:after="120"/>
         <w:rPr/>
       </w:pPr>
-      <w:bookmarkStart w:id="29" w:name="__RefHeading___Toc1293_3719902292"/>
+      <w:bookmarkStart w:id="29" w:name="__RefHeading___Toc1293_2871792748"/>
       <w:bookmarkEnd w:id="29"/>
       <w:r>
         <w:rPr/>
@@ -9914,7 +9914,7 @@
         <w:spacing w:before="360" w:after="160"/>
         <w:rPr/>
       </w:pPr>
-      <w:bookmarkStart w:id="30" w:name="__RefHeading___Toc1295_3719902292"/>
+      <w:bookmarkStart w:id="30" w:name="__RefHeading___Toc1295_2871792748"/>
       <w:bookmarkEnd w:id="30"/>
       <w:r>
         <w:rPr/>
@@ -10651,7 +10651,7 @@
         <w:spacing w:before="360" w:after="160"/>
         <w:rPr/>
       </w:pPr>
-      <w:bookmarkStart w:id="31" w:name="__RefHeading___Toc1297_3719902292"/>
+      <w:bookmarkStart w:id="31" w:name="__RefHeading___Toc1297_2871792748"/>
       <w:bookmarkEnd w:id="31"/>
       <w:r>
         <w:rPr/>
@@ -10664,7 +10664,7 @@
         <w:spacing w:before="280" w:after="120"/>
         <w:rPr/>
       </w:pPr>
-      <w:bookmarkStart w:id="32" w:name="__RefHeading___Toc1299_3719902292"/>
+      <w:bookmarkStart w:id="32" w:name="__RefHeading___Toc1299_2871792748"/>
       <w:bookmarkEnd w:id="32"/>
       <w:r>
         <w:rPr/>
@@ -10798,7 +10798,7 @@
         <w:spacing w:before="280" w:after="120"/>
         <w:rPr/>
       </w:pPr>
-      <w:bookmarkStart w:id="33" w:name="__RefHeading___Toc1301_3719902292"/>
+      <w:bookmarkStart w:id="33" w:name="__RefHeading___Toc1301_2871792748"/>
       <w:bookmarkEnd w:id="33"/>
       <w:r>
         <w:rPr/>
@@ -10886,7 +10886,7 @@
         <w:spacing w:before="280" w:after="120"/>
         <w:rPr/>
       </w:pPr>
-      <w:bookmarkStart w:id="34" w:name="__RefHeading___Toc1303_3719902292"/>
+      <w:bookmarkStart w:id="34" w:name="__RefHeading___Toc1303_2871792748"/>
       <w:bookmarkEnd w:id="34"/>
       <w:r>
         <w:rPr/>
@@ -10959,7 +10959,7 @@
         <w:spacing w:before="360" w:after="160"/>
         <w:rPr/>
       </w:pPr>
-      <w:bookmarkStart w:id="35" w:name="__RefHeading___Toc1305_3719902292"/>
+      <w:bookmarkStart w:id="35" w:name="__RefHeading___Toc1305_2871792748"/>
       <w:bookmarkEnd w:id="35"/>
       <w:r>
         <w:rPr/>

--- a/proposal/03_Solution_Architecture_High_and_Low_Level.docx
+++ b/proposal/03_Solution_Architecture_High_and_Low_Level.docx
@@ -392,7 +392,7 @@
             </w:rPr>
             <w:fldChar w:fldCharType="separate"/>
           </w:r>
-          <w:hyperlink w:anchor="__RefHeading___Toc1235_2871792748">
+          <w:hyperlink w:anchor="__RefHeading___Toc1064_2048687391">
             <w:r>
               <w:rPr>
                 <w:rStyle w:val="IndexLink"/>
@@ -412,7 +412,7 @@
             </w:tabs>
             <w:rPr/>
           </w:pPr>
-          <w:hyperlink w:anchor="__RefHeading___Toc1237_2871792748">
+          <w:hyperlink w:anchor="__RefHeading___Toc1066_2048687391">
             <w:r>
               <w:rPr>
                 <w:rStyle w:val="IndexLink"/>
@@ -432,7 +432,7 @@
             </w:tabs>
             <w:rPr/>
           </w:pPr>
-          <w:hyperlink w:anchor="__RefHeading___Toc1239_2871792748">
+          <w:hyperlink w:anchor="__RefHeading___Toc1068_2048687391">
             <w:r>
               <w:rPr>
                 <w:rStyle w:val="IndexLink"/>
@@ -452,7 +452,7 @@
             </w:tabs>
             <w:rPr/>
           </w:pPr>
-          <w:hyperlink w:anchor="__RefHeading___Toc1241_2871792748">
+          <w:hyperlink w:anchor="__RefHeading___Toc1070_2048687391">
             <w:r>
               <w:rPr>
                 <w:rStyle w:val="IndexLink"/>
@@ -472,7 +472,7 @@
             </w:tabs>
             <w:rPr/>
           </w:pPr>
-          <w:hyperlink w:anchor="__RefHeading___Toc1243_2871792748">
+          <w:hyperlink w:anchor="__RefHeading___Toc1072_2048687391">
             <w:r>
               <w:rPr>
                 <w:rStyle w:val="IndexLink"/>
@@ -492,7 +492,7 @@
             </w:tabs>
             <w:rPr/>
           </w:pPr>
-          <w:hyperlink w:anchor="__RefHeading___Toc1245_2871792748">
+          <w:hyperlink w:anchor="__RefHeading___Toc1074_2048687391">
             <w:r>
               <w:rPr>
                 <w:rStyle w:val="IndexLink"/>
@@ -512,7 +512,7 @@
             </w:tabs>
             <w:rPr/>
           </w:pPr>
-          <w:hyperlink w:anchor="__RefHeading___Toc1247_2871792748">
+          <w:hyperlink w:anchor="__RefHeading___Toc1076_2048687391">
             <w:r>
               <w:rPr>
                 <w:rStyle w:val="IndexLink"/>
@@ -532,7 +532,7 @@
             </w:tabs>
             <w:rPr/>
           </w:pPr>
-          <w:hyperlink w:anchor="__RefHeading___Toc1249_2871792748">
+          <w:hyperlink w:anchor="__RefHeading___Toc1078_2048687391">
             <w:r>
               <w:rPr>
                 <w:rStyle w:val="IndexLink"/>
@@ -552,7 +552,7 @@
             </w:tabs>
             <w:rPr/>
           </w:pPr>
-          <w:hyperlink w:anchor="__RefHeading___Toc1251_2871792748">
+          <w:hyperlink w:anchor="__RefHeading___Toc1080_2048687391">
             <w:r>
               <w:rPr>
                 <w:rStyle w:val="IndexLink"/>
@@ -572,7 +572,7 @@
             </w:tabs>
             <w:rPr/>
           </w:pPr>
-          <w:hyperlink w:anchor="__RefHeading___Toc1253_2871792748">
+          <w:hyperlink w:anchor="__RefHeading___Toc1082_2048687391">
             <w:r>
               <w:rPr>
                 <w:rStyle w:val="IndexLink"/>
@@ -592,7 +592,7 @@
             </w:tabs>
             <w:rPr/>
           </w:pPr>
-          <w:hyperlink w:anchor="__RefHeading___Toc1255_2871792748">
+          <w:hyperlink w:anchor="__RefHeading___Toc1084_2048687391">
             <w:r>
               <w:rPr>
                 <w:rStyle w:val="IndexLink"/>
@@ -612,7 +612,7 @@
             </w:tabs>
             <w:rPr/>
           </w:pPr>
-          <w:hyperlink w:anchor="__RefHeading___Toc1257_2871792748">
+          <w:hyperlink w:anchor="__RefHeading___Toc1086_2048687391">
             <w:r>
               <w:rPr>
                 <w:rStyle w:val="IndexLink"/>
@@ -632,7 +632,7 @@
             </w:tabs>
             <w:rPr/>
           </w:pPr>
-          <w:hyperlink w:anchor="__RefHeading___Toc1259_2871792748">
+          <w:hyperlink w:anchor="__RefHeading___Toc1088_2048687391">
             <w:r>
               <w:rPr>
                 <w:rStyle w:val="IndexLink"/>
@@ -652,7 +652,7 @@
             </w:tabs>
             <w:rPr/>
           </w:pPr>
-          <w:hyperlink w:anchor="__RefHeading___Toc1261_2871792748">
+          <w:hyperlink w:anchor="__RefHeading___Toc1090_2048687391">
             <w:r>
               <w:rPr>
                 <w:rStyle w:val="IndexLink"/>
@@ -672,7 +672,7 @@
             </w:tabs>
             <w:rPr/>
           </w:pPr>
-          <w:hyperlink w:anchor="__RefHeading___Toc1263_2871792748">
+          <w:hyperlink w:anchor="__RefHeading___Toc1092_2048687391">
             <w:r>
               <w:rPr>
                 <w:rStyle w:val="IndexLink"/>
@@ -692,7 +692,7 @@
             </w:tabs>
             <w:rPr/>
           </w:pPr>
-          <w:hyperlink w:anchor="__RefHeading___Toc1265_2871792748">
+          <w:hyperlink w:anchor="__RefHeading___Toc1094_2048687391">
             <w:r>
               <w:rPr>
                 <w:rStyle w:val="IndexLink"/>
@@ -712,7 +712,7 @@
             </w:tabs>
             <w:rPr/>
           </w:pPr>
-          <w:hyperlink w:anchor="__RefHeading___Toc1267_2871792748">
+          <w:hyperlink w:anchor="__RefHeading___Toc1096_2048687391">
             <w:r>
               <w:rPr>
                 <w:rStyle w:val="IndexLink"/>
@@ -732,7 +732,7 @@
             </w:tabs>
             <w:rPr/>
           </w:pPr>
-          <w:hyperlink w:anchor="__RefHeading___Toc1269_2871792748">
+          <w:hyperlink w:anchor="__RefHeading___Toc1098_2048687391">
             <w:r>
               <w:rPr>
                 <w:rStyle w:val="IndexLink"/>
@@ -752,7 +752,7 @@
             </w:tabs>
             <w:rPr/>
           </w:pPr>
-          <w:hyperlink w:anchor="__RefHeading___Toc1271_2871792748">
+          <w:hyperlink w:anchor="__RefHeading___Toc1100_2048687391">
             <w:r>
               <w:rPr>
                 <w:rStyle w:val="IndexLink"/>
@@ -772,7 +772,7 @@
             </w:tabs>
             <w:rPr/>
           </w:pPr>
-          <w:hyperlink w:anchor="__RefHeading___Toc1273_2871792748">
+          <w:hyperlink w:anchor="__RefHeading___Toc1102_2048687391">
             <w:r>
               <w:rPr>
                 <w:rStyle w:val="IndexLink"/>
@@ -792,7 +792,7 @@
             </w:tabs>
             <w:rPr/>
           </w:pPr>
-          <w:hyperlink w:anchor="__RefHeading___Toc1275_2871792748">
+          <w:hyperlink w:anchor="__RefHeading___Toc1104_2048687391">
             <w:r>
               <w:rPr>
                 <w:rStyle w:val="IndexLink"/>
@@ -812,7 +812,7 @@
             </w:tabs>
             <w:rPr/>
           </w:pPr>
-          <w:hyperlink w:anchor="__RefHeading___Toc1277_2871792748">
+          <w:hyperlink w:anchor="__RefHeading___Toc1106_2048687391">
             <w:r>
               <w:rPr>
                 <w:rStyle w:val="IndexLink"/>
@@ -832,7 +832,7 @@
             </w:tabs>
             <w:rPr/>
           </w:pPr>
-          <w:hyperlink w:anchor="__RefHeading___Toc1279_2871792748">
+          <w:hyperlink w:anchor="__RefHeading___Toc1108_2048687391">
             <w:r>
               <w:rPr>
                 <w:rStyle w:val="IndexLink"/>
@@ -852,7 +852,7 @@
             </w:tabs>
             <w:rPr/>
           </w:pPr>
-          <w:hyperlink w:anchor="__RefHeading___Toc1281_2871792748">
+          <w:hyperlink w:anchor="__RefHeading___Toc1110_2048687391">
             <w:r>
               <w:rPr>
                 <w:rStyle w:val="IndexLink"/>
@@ -872,7 +872,7 @@
             </w:tabs>
             <w:rPr/>
           </w:pPr>
-          <w:hyperlink w:anchor="__RefHeading___Toc1283_2871792748">
+          <w:hyperlink w:anchor="__RefHeading___Toc1112_2048687391">
             <w:r>
               <w:rPr>
                 <w:rStyle w:val="IndexLink"/>
@@ -892,7 +892,7 @@
             </w:tabs>
             <w:rPr/>
           </w:pPr>
-          <w:hyperlink w:anchor="__RefHeading___Toc1285_2871792748">
+          <w:hyperlink w:anchor="__RefHeading___Toc1114_2048687391">
             <w:r>
               <w:rPr>
                 <w:rStyle w:val="IndexLink"/>
@@ -912,7 +912,7 @@
             </w:tabs>
             <w:rPr/>
           </w:pPr>
-          <w:hyperlink w:anchor="__RefHeading___Toc1287_2871792748">
+          <w:hyperlink w:anchor="__RefHeading___Toc1116_2048687391">
             <w:r>
               <w:rPr>
                 <w:rStyle w:val="IndexLink"/>
@@ -932,7 +932,7 @@
             </w:tabs>
             <w:rPr/>
           </w:pPr>
-          <w:hyperlink w:anchor="__RefHeading___Toc1289_2871792748">
+          <w:hyperlink w:anchor="__RefHeading___Toc1118_2048687391">
             <w:r>
               <w:rPr>
                 <w:rStyle w:val="IndexLink"/>
@@ -952,7 +952,7 @@
             </w:tabs>
             <w:rPr/>
           </w:pPr>
-          <w:hyperlink w:anchor="__RefHeading___Toc1291_2871792748">
+          <w:hyperlink w:anchor="__RefHeading___Toc1120_2048687391">
             <w:r>
               <w:rPr>
                 <w:rStyle w:val="IndexLink"/>
@@ -972,7 +972,7 @@
             </w:tabs>
             <w:rPr/>
           </w:pPr>
-          <w:hyperlink w:anchor="__RefHeading___Toc1293_2871792748">
+          <w:hyperlink w:anchor="__RefHeading___Toc1122_2048687391">
             <w:r>
               <w:rPr>
                 <w:rStyle w:val="IndexLink"/>
@@ -992,7 +992,7 @@
             </w:tabs>
             <w:rPr/>
           </w:pPr>
-          <w:hyperlink w:anchor="__RefHeading___Toc1295_2871792748">
+          <w:hyperlink w:anchor="__RefHeading___Toc1124_2048687391">
             <w:r>
               <w:rPr>
                 <w:rStyle w:val="IndexLink"/>
@@ -1012,7 +1012,7 @@
             </w:tabs>
             <w:rPr/>
           </w:pPr>
-          <w:hyperlink w:anchor="__RefHeading___Toc1297_2871792748">
+          <w:hyperlink w:anchor="__RefHeading___Toc1126_2048687391">
             <w:r>
               <w:rPr>
                 <w:rStyle w:val="IndexLink"/>
@@ -1032,7 +1032,7 @@
             </w:tabs>
             <w:rPr/>
           </w:pPr>
-          <w:hyperlink w:anchor="__RefHeading___Toc1299_2871792748">
+          <w:hyperlink w:anchor="__RefHeading___Toc1128_2048687391">
             <w:r>
               <w:rPr>
                 <w:rStyle w:val="IndexLink"/>
@@ -1052,7 +1052,7 @@
             </w:tabs>
             <w:rPr/>
           </w:pPr>
-          <w:hyperlink w:anchor="__RefHeading___Toc1301_2871792748">
+          <w:hyperlink w:anchor="__RefHeading___Toc1130_2048687391">
             <w:r>
               <w:rPr>
                 <w:rStyle w:val="IndexLink"/>
@@ -1072,7 +1072,7 @@
             </w:tabs>
             <w:rPr/>
           </w:pPr>
-          <w:hyperlink w:anchor="__RefHeading___Toc1303_2871792748">
+          <w:hyperlink w:anchor="__RefHeading___Toc1132_2048687391">
             <w:r>
               <w:rPr>
                 <w:rStyle w:val="IndexLink"/>
@@ -1092,7 +1092,7 @@
             </w:tabs>
             <w:rPr/>
           </w:pPr>
-          <w:hyperlink w:anchor="__RefHeading___Toc1305_2871792748">
+          <w:hyperlink w:anchor="__RefHeading___Toc1134_2048687391">
             <w:r>
               <w:rPr>
                 <w:rStyle w:val="IndexLink"/>
@@ -1138,7 +1138,7 @@
         <w:spacing w:before="0" w:after="160"/>
         <w:rPr/>
       </w:pPr>
-      <w:bookmarkStart w:id="0" w:name="__RefHeading___Toc1235_2871792748"/>
+      <w:bookmarkStart w:id="0" w:name="__RefHeading___Toc1064_2048687391"/>
       <w:bookmarkEnd w:id="0"/>
       <w:r>
         <w:rPr/>
@@ -1406,7 +1406,7 @@
         <w:spacing w:before="360" w:after="160"/>
         <w:rPr/>
       </w:pPr>
-      <w:bookmarkStart w:id="1" w:name="__RefHeading___Toc1237_2871792748"/>
+      <w:bookmarkStart w:id="1" w:name="__RefHeading___Toc1066_2048687391"/>
       <w:bookmarkEnd w:id="1"/>
       <w:r>
         <w:rPr/>
@@ -1419,7 +1419,7 @@
         <w:spacing w:before="280" w:after="120"/>
         <w:rPr/>
       </w:pPr>
-      <w:bookmarkStart w:id="2" w:name="__RefHeading___Toc1239_2871792748"/>
+      <w:bookmarkStart w:id="2" w:name="__RefHeading___Toc1068_2048687391"/>
       <w:bookmarkEnd w:id="2"/>
       <w:r>
         <w:rPr/>
@@ -1901,7 +1901,7 @@
         <w:spacing w:before="280" w:after="120"/>
         <w:rPr/>
       </w:pPr>
-      <w:bookmarkStart w:id="3" w:name="__RefHeading___Toc1241_2871792748"/>
+      <w:bookmarkStart w:id="3" w:name="__RefHeading___Toc1070_2048687391"/>
       <w:bookmarkEnd w:id="3"/>
       <w:r>
         <w:rPr/>
@@ -2467,7 +2467,7 @@
         <w:spacing w:before="280" w:after="120"/>
         <w:rPr/>
       </w:pPr>
-      <w:bookmarkStart w:id="4" w:name="__RefHeading___Toc1243_2871792748"/>
+      <w:bookmarkStart w:id="4" w:name="__RefHeading___Toc1072_2048687391"/>
       <w:bookmarkEnd w:id="4"/>
       <w:r>
         <w:rPr/>
@@ -2568,7 +2568,7 @@
         <w:spacing w:before="360" w:after="160"/>
         <w:rPr/>
       </w:pPr>
-      <w:bookmarkStart w:id="5" w:name="__RefHeading___Toc1245_2871792748"/>
+      <w:bookmarkStart w:id="5" w:name="__RefHeading___Toc1074_2048687391"/>
       <w:bookmarkEnd w:id="5"/>
       <w:r>
         <w:rPr/>
@@ -2647,7 +2647,7 @@
         <w:spacing w:before="280" w:after="120"/>
         <w:rPr/>
       </w:pPr>
-      <w:bookmarkStart w:id="6" w:name="__RefHeading___Toc1247_2871792748"/>
+      <w:bookmarkStart w:id="6" w:name="__RefHeading___Toc1076_2048687391"/>
       <w:bookmarkEnd w:id="6"/>
       <w:r>
         <w:rPr/>
@@ -2693,7 +2693,7 @@
         <w:spacing w:before="280" w:after="120"/>
         <w:rPr/>
       </w:pPr>
-      <w:bookmarkStart w:id="7" w:name="__RefHeading___Toc1249_2871792748"/>
+      <w:bookmarkStart w:id="7" w:name="__RefHeading___Toc1078_2048687391"/>
       <w:bookmarkEnd w:id="7"/>
       <w:r>
         <w:rPr/>
@@ -3430,7 +3430,7 @@
         <w:spacing w:before="280" w:after="120"/>
         <w:rPr/>
       </w:pPr>
-      <w:bookmarkStart w:id="8" w:name="__RefHeading___Toc1251_2871792748"/>
+      <w:bookmarkStart w:id="8" w:name="__RefHeading___Toc1080_2048687391"/>
       <w:bookmarkEnd w:id="8"/>
       <w:r>
         <w:rPr/>
@@ -3619,7 +3619,7 @@
         <w:spacing w:before="280" w:after="120"/>
         <w:rPr/>
       </w:pPr>
-      <w:bookmarkStart w:id="9" w:name="__RefHeading___Toc1253_2871792748"/>
+      <w:bookmarkStart w:id="9" w:name="__RefHeading___Toc1082_2048687391"/>
       <w:bookmarkEnd w:id="9"/>
       <w:r>
         <w:rPr/>
@@ -3709,7 +3709,7 @@
         <w:spacing w:before="280" w:after="120"/>
         <w:rPr/>
       </w:pPr>
-      <w:bookmarkStart w:id="10" w:name="__RefHeading___Toc1255_2871792748"/>
+      <w:bookmarkStart w:id="10" w:name="__RefHeading___Toc1084_2048687391"/>
       <w:bookmarkEnd w:id="10"/>
       <w:r>
         <w:rPr/>
@@ -3887,7 +3887,7 @@
         <w:spacing w:before="360" w:after="160"/>
         <w:rPr/>
       </w:pPr>
-      <w:bookmarkStart w:id="11" w:name="__RefHeading___Toc1257_2871792748"/>
+      <w:bookmarkStart w:id="11" w:name="__RefHeading___Toc1086_2048687391"/>
       <w:bookmarkEnd w:id="11"/>
       <w:r>
         <w:rPr/>
@@ -4343,7 +4343,7 @@
         <w:spacing w:before="360" w:after="160"/>
         <w:rPr/>
       </w:pPr>
-      <w:bookmarkStart w:id="12" w:name="__RefHeading___Toc1259_2871792748"/>
+      <w:bookmarkStart w:id="12" w:name="__RefHeading___Toc1088_2048687391"/>
       <w:bookmarkEnd w:id="12"/>
       <w:r>
         <w:rPr/>
@@ -4543,7 +4543,7 @@
         <w:spacing w:before="360" w:after="160"/>
         <w:rPr/>
       </w:pPr>
-      <w:bookmarkStart w:id="13" w:name="__RefHeading___Toc1261_2871792748"/>
+      <w:bookmarkStart w:id="13" w:name="__RefHeading___Toc1090_2048687391"/>
       <w:bookmarkEnd w:id="13"/>
       <w:r>
         <w:rPr/>
@@ -5285,7 +5285,7 @@
         <w:spacing w:before="0" w:after="160"/>
         <w:rPr/>
       </w:pPr>
-      <w:bookmarkStart w:id="14" w:name="__RefHeading___Toc1263_2871792748"/>
+      <w:bookmarkStart w:id="14" w:name="__RefHeading___Toc1092_2048687391"/>
       <w:bookmarkEnd w:id="14"/>
       <w:r>
         <w:rPr/>
@@ -5298,7 +5298,7 @@
         <w:spacing w:before="360" w:after="160"/>
         <w:rPr/>
       </w:pPr>
-      <w:bookmarkStart w:id="15" w:name="__RefHeading___Toc1265_2871792748"/>
+      <w:bookmarkStart w:id="15" w:name="__RefHeading___Toc1094_2048687391"/>
       <w:bookmarkEnd w:id="15"/>
       <w:r>
         <w:rPr/>
@@ -5311,7 +5311,7 @@
         <w:spacing w:before="280" w:after="120"/>
         <w:rPr/>
       </w:pPr>
-      <w:bookmarkStart w:id="16" w:name="__RefHeading___Toc1267_2871792748"/>
+      <w:bookmarkStart w:id="16" w:name="__RefHeading___Toc1096_2048687391"/>
       <w:bookmarkEnd w:id="16"/>
       <w:r>
         <w:rPr/>
@@ -6219,7 +6219,7 @@
         <w:spacing w:before="280" w:after="120"/>
         <w:rPr/>
       </w:pPr>
-      <w:bookmarkStart w:id="17" w:name="__RefHeading___Toc1269_2871792748"/>
+      <w:bookmarkStart w:id="17" w:name="__RefHeading___Toc1098_2048687391"/>
       <w:bookmarkEnd w:id="17"/>
       <w:r>
         <w:rPr/>
@@ -6299,7 +6299,7 @@
         <w:spacing w:before="360" w:after="160"/>
         <w:rPr/>
       </w:pPr>
-      <w:bookmarkStart w:id="18" w:name="__RefHeading___Toc1271_2871792748"/>
+      <w:bookmarkStart w:id="18" w:name="__RefHeading___Toc1100_2048687391"/>
       <w:bookmarkEnd w:id="18"/>
       <w:r>
         <w:rPr/>
@@ -6323,7 +6323,7 @@
         <w:spacing w:before="280" w:after="120"/>
         <w:rPr/>
       </w:pPr>
-      <w:bookmarkStart w:id="19" w:name="__RefHeading___Toc1273_2871792748"/>
+      <w:bookmarkStart w:id="19" w:name="__RefHeading___Toc1102_2048687391"/>
       <w:bookmarkEnd w:id="19"/>
       <w:r>
         <w:rPr/>
@@ -6895,7 +6895,7 @@
         <w:spacing w:before="280" w:after="120"/>
         <w:rPr/>
       </w:pPr>
-      <w:bookmarkStart w:id="20" w:name="__RefHeading___Toc1275_2871792748"/>
+      <w:bookmarkStart w:id="20" w:name="__RefHeading___Toc1104_2048687391"/>
       <w:bookmarkEnd w:id="20"/>
       <w:r>
         <w:rPr/>
@@ -7467,7 +7467,7 @@
         <w:spacing w:before="280" w:after="120"/>
         <w:rPr/>
       </w:pPr>
-      <w:bookmarkStart w:id="21" w:name="__RefHeading___Toc1277_2871792748"/>
+      <w:bookmarkStart w:id="21" w:name="__RefHeading___Toc1106_2048687391"/>
       <w:bookmarkEnd w:id="21"/>
       <w:r>
         <w:rPr/>
@@ -8039,7 +8039,7 @@
         <w:spacing w:before="360" w:after="160"/>
         <w:rPr/>
       </w:pPr>
-      <w:bookmarkStart w:id="22" w:name="__RefHeading___Toc1279_2871792748"/>
+      <w:bookmarkStart w:id="22" w:name="__RefHeading___Toc1108_2048687391"/>
       <w:bookmarkEnd w:id="22"/>
       <w:r>
         <w:rPr/>
@@ -8052,7 +8052,7 @@
         <w:spacing w:before="280" w:after="120"/>
         <w:rPr/>
       </w:pPr>
-      <w:bookmarkStart w:id="23" w:name="__RefHeading___Toc1281_2871792748"/>
+      <w:bookmarkStart w:id="23" w:name="__RefHeading___Toc1110_2048687391"/>
       <w:bookmarkEnd w:id="23"/>
       <w:r>
         <w:rPr/>
@@ -8263,7 +8263,7 @@
         <w:spacing w:before="280" w:after="120"/>
         <w:rPr/>
       </w:pPr>
-      <w:bookmarkStart w:id="24" w:name="__RefHeading___Toc1283_2871792748"/>
+      <w:bookmarkStart w:id="24" w:name="__RefHeading___Toc1112_2048687391"/>
       <w:bookmarkEnd w:id="24"/>
       <w:r>
         <w:rPr/>
@@ -8463,7 +8463,7 @@
         <w:spacing w:before="280" w:after="120"/>
         <w:rPr/>
       </w:pPr>
-      <w:bookmarkStart w:id="25" w:name="__RefHeading___Toc1285_2871792748"/>
+      <w:bookmarkStart w:id="25" w:name="__RefHeading___Toc1114_2048687391"/>
       <w:bookmarkEnd w:id="25"/>
       <w:r>
         <w:rPr/>
@@ -8608,7 +8608,7 @@
         <w:spacing w:before="280" w:after="120"/>
         <w:rPr/>
       </w:pPr>
-      <w:bookmarkStart w:id="26" w:name="__RefHeading___Toc1287_2871792748"/>
+      <w:bookmarkStart w:id="26" w:name="__RefHeading___Toc1116_2048687391"/>
       <w:bookmarkEnd w:id="26"/>
       <w:r>
         <w:rPr/>
@@ -8632,7 +8632,7 @@
         <w:spacing w:before="360" w:after="160"/>
         <w:rPr/>
       </w:pPr>
-      <w:bookmarkStart w:id="27" w:name="__RefHeading___Toc1289_2871792748"/>
+      <w:bookmarkStart w:id="27" w:name="__RefHeading___Toc1118_2048687391"/>
       <w:bookmarkEnd w:id="27"/>
       <w:r>
         <w:rPr/>
@@ -8645,7 +8645,7 @@
         <w:spacing w:before="280" w:after="120"/>
         <w:rPr/>
       </w:pPr>
-      <w:bookmarkStart w:id="28" w:name="__RefHeading___Toc1291_2871792748"/>
+      <w:bookmarkStart w:id="28" w:name="__RefHeading___Toc1120_2048687391"/>
       <w:bookmarkEnd w:id="28"/>
       <w:r>
         <w:rPr/>
@@ -9401,7 +9401,7 @@
         <w:spacing w:before="280" w:after="120"/>
         <w:rPr/>
       </w:pPr>
-      <w:bookmarkStart w:id="29" w:name="__RefHeading___Toc1293_2871792748"/>
+      <w:bookmarkStart w:id="29" w:name="__RefHeading___Toc1122_2048687391"/>
       <w:bookmarkEnd w:id="29"/>
       <w:r>
         <w:rPr/>
@@ -9914,7 +9914,7 @@
         <w:spacing w:before="360" w:after="160"/>
         <w:rPr/>
       </w:pPr>
-      <w:bookmarkStart w:id="30" w:name="__RefHeading___Toc1295_2871792748"/>
+      <w:bookmarkStart w:id="30" w:name="__RefHeading___Toc1124_2048687391"/>
       <w:bookmarkEnd w:id="30"/>
       <w:r>
         <w:rPr/>
@@ -10651,7 +10651,7 @@
         <w:spacing w:before="360" w:after="160"/>
         <w:rPr/>
       </w:pPr>
-      <w:bookmarkStart w:id="31" w:name="__RefHeading___Toc1297_2871792748"/>
+      <w:bookmarkStart w:id="31" w:name="__RefHeading___Toc1126_2048687391"/>
       <w:bookmarkEnd w:id="31"/>
       <w:r>
         <w:rPr/>
@@ -10664,7 +10664,7 @@
         <w:spacing w:before="280" w:after="120"/>
         <w:rPr/>
       </w:pPr>
-      <w:bookmarkStart w:id="32" w:name="__RefHeading___Toc1299_2871792748"/>
+      <w:bookmarkStart w:id="32" w:name="__RefHeading___Toc1128_2048687391"/>
       <w:bookmarkEnd w:id="32"/>
       <w:r>
         <w:rPr/>
@@ -10798,7 +10798,7 @@
         <w:spacing w:before="280" w:after="120"/>
         <w:rPr/>
       </w:pPr>
-      <w:bookmarkStart w:id="33" w:name="__RefHeading___Toc1301_2871792748"/>
+      <w:bookmarkStart w:id="33" w:name="__RefHeading___Toc1130_2048687391"/>
       <w:bookmarkEnd w:id="33"/>
       <w:r>
         <w:rPr/>
@@ -10886,7 +10886,7 @@
         <w:spacing w:before="280" w:after="120"/>
         <w:rPr/>
       </w:pPr>
-      <w:bookmarkStart w:id="34" w:name="__RefHeading___Toc1303_2871792748"/>
+      <w:bookmarkStart w:id="34" w:name="__RefHeading___Toc1132_2048687391"/>
       <w:bookmarkEnd w:id="34"/>
       <w:r>
         <w:rPr/>
@@ -10905,7 +10905,7 @@
       </w:pPr>
       <w:r>
         <w:rPr/>
-        <w:t>No automated sending path exists in the code base; the send function requires an approval record signed by a different user than the drafter.</w:t>
+        <w:t>No automated path to external contacts exists in the code base; the send function requires an approval record signed by a different user than the drafter. Reminders and digests go to staff only.</w:t>
       </w:r>
     </w:p>
     <w:p>
@@ -10959,7 +10959,7 @@
         <w:spacing w:before="360" w:after="160"/>
         <w:rPr/>
       </w:pPr>
-      <w:bookmarkStart w:id="35" w:name="__RefHeading___Toc1305_2871792748"/>
+      <w:bookmarkStart w:id="35" w:name="__RefHeading___Toc1134_2048687391"/>
       <w:bookmarkEnd w:id="35"/>
       <w:r>
         <w:rPr/>

--- a/proposal/03_Solution_Architecture_High_and_Low_Level.docx
+++ b/proposal/03_Solution_Architecture_High_and_Low_Level.docx
@@ -392,7 +392,7 @@
             </w:rPr>
             <w:fldChar w:fldCharType="separate"/>
           </w:r>
-          <w:hyperlink w:anchor="__RefHeading___Toc1064_2048687391">
+          <w:hyperlink w:anchor="__RefHeading___Toc1241_937233523">
             <w:r>
               <w:rPr>
                 <w:rStyle w:val="IndexLink"/>
@@ -412,7 +412,7 @@
             </w:tabs>
             <w:rPr/>
           </w:pPr>
-          <w:hyperlink w:anchor="__RefHeading___Toc1066_2048687391">
+          <w:hyperlink w:anchor="__RefHeading___Toc1243_937233523">
             <w:r>
               <w:rPr>
                 <w:rStyle w:val="IndexLink"/>
@@ -432,7 +432,7 @@
             </w:tabs>
             <w:rPr/>
           </w:pPr>
-          <w:hyperlink w:anchor="__RefHeading___Toc1068_2048687391">
+          <w:hyperlink w:anchor="__RefHeading___Toc1245_937233523">
             <w:r>
               <w:rPr>
                 <w:rStyle w:val="IndexLink"/>
@@ -452,7 +452,7 @@
             </w:tabs>
             <w:rPr/>
           </w:pPr>
-          <w:hyperlink w:anchor="__RefHeading___Toc1070_2048687391">
+          <w:hyperlink w:anchor="__RefHeading___Toc1247_937233523">
             <w:r>
               <w:rPr>
                 <w:rStyle w:val="IndexLink"/>
@@ -472,7 +472,7 @@
             </w:tabs>
             <w:rPr/>
           </w:pPr>
-          <w:hyperlink w:anchor="__RefHeading___Toc1072_2048687391">
+          <w:hyperlink w:anchor="__RefHeading___Toc1249_937233523">
             <w:r>
               <w:rPr>
                 <w:rStyle w:val="IndexLink"/>
@@ -492,7 +492,7 @@
             </w:tabs>
             <w:rPr/>
           </w:pPr>
-          <w:hyperlink w:anchor="__RefHeading___Toc1074_2048687391">
+          <w:hyperlink w:anchor="__RefHeading___Toc1251_937233523">
             <w:r>
               <w:rPr>
                 <w:rStyle w:val="IndexLink"/>
@@ -512,7 +512,7 @@
             </w:tabs>
             <w:rPr/>
           </w:pPr>
-          <w:hyperlink w:anchor="__RefHeading___Toc1076_2048687391">
+          <w:hyperlink w:anchor="__RefHeading___Toc1253_937233523">
             <w:r>
               <w:rPr>
                 <w:rStyle w:val="IndexLink"/>
@@ -532,7 +532,7 @@
             </w:tabs>
             <w:rPr/>
           </w:pPr>
-          <w:hyperlink w:anchor="__RefHeading___Toc1078_2048687391">
+          <w:hyperlink w:anchor="__RefHeading___Toc1255_937233523">
             <w:r>
               <w:rPr>
                 <w:rStyle w:val="IndexLink"/>
@@ -552,7 +552,7 @@
             </w:tabs>
             <w:rPr/>
           </w:pPr>
-          <w:hyperlink w:anchor="__RefHeading___Toc1080_2048687391">
+          <w:hyperlink w:anchor="__RefHeading___Toc1257_937233523">
             <w:r>
               <w:rPr>
                 <w:rStyle w:val="IndexLink"/>
@@ -572,7 +572,7 @@
             </w:tabs>
             <w:rPr/>
           </w:pPr>
-          <w:hyperlink w:anchor="__RefHeading___Toc1082_2048687391">
+          <w:hyperlink w:anchor="__RefHeading___Toc1259_937233523">
             <w:r>
               <w:rPr>
                 <w:rStyle w:val="IndexLink"/>
@@ -592,7 +592,7 @@
             </w:tabs>
             <w:rPr/>
           </w:pPr>
-          <w:hyperlink w:anchor="__RefHeading___Toc1084_2048687391">
+          <w:hyperlink w:anchor="__RefHeading___Toc1261_937233523">
             <w:r>
               <w:rPr>
                 <w:rStyle w:val="IndexLink"/>
@@ -612,7 +612,7 @@
             </w:tabs>
             <w:rPr/>
           </w:pPr>
-          <w:hyperlink w:anchor="__RefHeading___Toc1086_2048687391">
+          <w:hyperlink w:anchor="__RefHeading___Toc1263_937233523">
             <w:r>
               <w:rPr>
                 <w:rStyle w:val="IndexLink"/>
@@ -632,7 +632,7 @@
             </w:tabs>
             <w:rPr/>
           </w:pPr>
-          <w:hyperlink w:anchor="__RefHeading___Toc1088_2048687391">
+          <w:hyperlink w:anchor="__RefHeading___Toc1265_937233523">
             <w:r>
               <w:rPr>
                 <w:rStyle w:val="IndexLink"/>
@@ -652,14 +652,14 @@
             </w:tabs>
             <w:rPr/>
           </w:pPr>
-          <w:hyperlink w:anchor="__RefHeading___Toc1090_2048687391">
+          <w:hyperlink w:anchor="__RefHeading___Toc1267_937233523">
             <w:r>
               <w:rPr>
                 <w:rStyle w:val="IndexLink"/>
               </w:rPr>
               <w:t>6. High-level delivery plan</w:t>
               <w:tab/>
-              <w:t>9</w:t>
+              <w:t>10</w:t>
             </w:r>
           </w:hyperlink>
         </w:p>
@@ -672,7 +672,7 @@
             </w:tabs>
             <w:rPr/>
           </w:pPr>
-          <w:hyperlink w:anchor="__RefHeading___Toc1092_2048687391">
+          <w:hyperlink w:anchor="__RefHeading___Toc1269_937233523">
             <w:r>
               <w:rPr>
                 <w:rStyle w:val="IndexLink"/>
@@ -692,7 +692,7 @@
             </w:tabs>
             <w:rPr/>
           </w:pPr>
-          <w:hyperlink w:anchor="__RefHeading___Toc1094_2048687391">
+          <w:hyperlink w:anchor="__RefHeading___Toc1271_937233523">
             <w:r>
               <w:rPr>
                 <w:rStyle w:val="IndexLink"/>
@@ -712,7 +712,7 @@
             </w:tabs>
             <w:rPr/>
           </w:pPr>
-          <w:hyperlink w:anchor="__RefHeading___Toc1096_2048687391">
+          <w:hyperlink w:anchor="__RefHeading___Toc1273_937233523">
             <w:r>
               <w:rPr>
                 <w:rStyle w:val="IndexLink"/>
@@ -732,7 +732,7 @@
             </w:tabs>
             <w:rPr/>
           </w:pPr>
-          <w:hyperlink w:anchor="__RefHeading___Toc1098_2048687391">
+          <w:hyperlink w:anchor="__RefHeading___Toc1275_937233523">
             <w:r>
               <w:rPr>
                 <w:rStyle w:val="IndexLink"/>
@@ -752,7 +752,7 @@
             </w:tabs>
             <w:rPr/>
           </w:pPr>
-          <w:hyperlink w:anchor="__RefHeading___Toc1100_2048687391">
+          <w:hyperlink w:anchor="__RefHeading___Toc1277_937233523">
             <w:r>
               <w:rPr>
                 <w:rStyle w:val="IndexLink"/>
@@ -772,7 +772,7 @@
             </w:tabs>
             <w:rPr/>
           </w:pPr>
-          <w:hyperlink w:anchor="__RefHeading___Toc1102_2048687391">
+          <w:hyperlink w:anchor="__RefHeading___Toc1279_937233523">
             <w:r>
               <w:rPr>
                 <w:rStyle w:val="IndexLink"/>
@@ -792,7 +792,7 @@
             </w:tabs>
             <w:rPr/>
           </w:pPr>
-          <w:hyperlink w:anchor="__RefHeading___Toc1104_2048687391">
+          <w:hyperlink w:anchor="__RefHeading___Toc1281_937233523">
             <w:r>
               <w:rPr>
                 <w:rStyle w:val="IndexLink"/>
@@ -812,7 +812,7 @@
             </w:tabs>
             <w:rPr/>
           </w:pPr>
-          <w:hyperlink w:anchor="__RefHeading___Toc1106_2048687391">
+          <w:hyperlink w:anchor="__RefHeading___Toc1283_937233523">
             <w:r>
               <w:rPr>
                 <w:rStyle w:val="IndexLink"/>
@@ -832,7 +832,7 @@
             </w:tabs>
             <w:rPr/>
           </w:pPr>
-          <w:hyperlink w:anchor="__RefHeading___Toc1108_2048687391">
+          <w:hyperlink w:anchor="__RefHeading___Toc1285_937233523">
             <w:r>
               <w:rPr>
                 <w:rStyle w:val="IndexLink"/>
@@ -852,7 +852,7 @@
             </w:tabs>
             <w:rPr/>
           </w:pPr>
-          <w:hyperlink w:anchor="__RefHeading___Toc1110_2048687391">
+          <w:hyperlink w:anchor="__RefHeading___Toc1287_937233523">
             <w:r>
               <w:rPr>
                 <w:rStyle w:val="IndexLink"/>
@@ -872,7 +872,7 @@
             </w:tabs>
             <w:rPr/>
           </w:pPr>
-          <w:hyperlink w:anchor="__RefHeading___Toc1112_2048687391">
+          <w:hyperlink w:anchor="__RefHeading___Toc1289_937233523">
             <w:r>
               <w:rPr>
                 <w:rStyle w:val="IndexLink"/>
@@ -892,7 +892,7 @@
             </w:tabs>
             <w:rPr/>
           </w:pPr>
-          <w:hyperlink w:anchor="__RefHeading___Toc1114_2048687391">
+          <w:hyperlink w:anchor="__RefHeading___Toc1291_937233523">
             <w:r>
               <w:rPr>
                 <w:rStyle w:val="IndexLink"/>
@@ -912,7 +912,7 @@
             </w:tabs>
             <w:rPr/>
           </w:pPr>
-          <w:hyperlink w:anchor="__RefHeading___Toc1116_2048687391">
+          <w:hyperlink w:anchor="__RefHeading___Toc1293_937233523">
             <w:r>
               <w:rPr>
                 <w:rStyle w:val="IndexLink"/>
@@ -932,7 +932,7 @@
             </w:tabs>
             <w:rPr/>
           </w:pPr>
-          <w:hyperlink w:anchor="__RefHeading___Toc1118_2048687391">
+          <w:hyperlink w:anchor="__RefHeading___Toc1295_937233523">
             <w:r>
               <w:rPr>
                 <w:rStyle w:val="IndexLink"/>
@@ -952,7 +952,7 @@
             </w:tabs>
             <w:rPr/>
           </w:pPr>
-          <w:hyperlink w:anchor="__RefHeading___Toc1120_2048687391">
+          <w:hyperlink w:anchor="__RefHeading___Toc1297_937233523">
             <w:r>
               <w:rPr>
                 <w:rStyle w:val="IndexLink"/>
@@ -972,7 +972,7 @@
             </w:tabs>
             <w:rPr/>
           </w:pPr>
-          <w:hyperlink w:anchor="__RefHeading___Toc1122_2048687391">
+          <w:hyperlink w:anchor="__RefHeading___Toc1299_937233523">
             <w:r>
               <w:rPr>
                 <w:rStyle w:val="IndexLink"/>
@@ -992,7 +992,7 @@
             </w:tabs>
             <w:rPr/>
           </w:pPr>
-          <w:hyperlink w:anchor="__RefHeading___Toc1124_2048687391">
+          <w:hyperlink w:anchor="__RefHeading___Toc1301_937233523">
             <w:r>
               <w:rPr>
                 <w:rStyle w:val="IndexLink"/>
@@ -1012,7 +1012,7 @@
             </w:tabs>
             <w:rPr/>
           </w:pPr>
-          <w:hyperlink w:anchor="__RefHeading___Toc1126_2048687391">
+          <w:hyperlink w:anchor="__RefHeading___Toc1303_937233523">
             <w:r>
               <w:rPr>
                 <w:rStyle w:val="IndexLink"/>
@@ -1032,7 +1032,7 @@
             </w:tabs>
             <w:rPr/>
           </w:pPr>
-          <w:hyperlink w:anchor="__RefHeading___Toc1128_2048687391">
+          <w:hyperlink w:anchor="__RefHeading___Toc1305_937233523">
             <w:r>
               <w:rPr>
                 <w:rStyle w:val="IndexLink"/>
@@ -1052,7 +1052,7 @@
             </w:tabs>
             <w:rPr/>
           </w:pPr>
-          <w:hyperlink w:anchor="__RefHeading___Toc1130_2048687391">
+          <w:hyperlink w:anchor="__RefHeading___Toc1307_937233523">
             <w:r>
               <w:rPr>
                 <w:rStyle w:val="IndexLink"/>
@@ -1072,7 +1072,7 @@
             </w:tabs>
             <w:rPr/>
           </w:pPr>
-          <w:hyperlink w:anchor="__RefHeading___Toc1132_2048687391">
+          <w:hyperlink w:anchor="__RefHeading___Toc1309_937233523">
             <w:r>
               <w:rPr>
                 <w:rStyle w:val="IndexLink"/>
@@ -1092,7 +1092,7 @@
             </w:tabs>
             <w:rPr/>
           </w:pPr>
-          <w:hyperlink w:anchor="__RefHeading___Toc1134_2048687391">
+          <w:hyperlink w:anchor="__RefHeading___Toc1311_937233523">
             <w:r>
               <w:rPr>
                 <w:rStyle w:val="IndexLink"/>
@@ -1138,7 +1138,7 @@
         <w:spacing w:before="0" w:after="160"/>
         <w:rPr/>
       </w:pPr>
-      <w:bookmarkStart w:id="0" w:name="__RefHeading___Toc1064_2048687391"/>
+      <w:bookmarkStart w:id="0" w:name="__RefHeading___Toc1241_937233523"/>
       <w:bookmarkEnd w:id="0"/>
       <w:r>
         <w:rPr/>
@@ -1406,7 +1406,7 @@
         <w:spacing w:before="360" w:after="160"/>
         <w:rPr/>
       </w:pPr>
-      <w:bookmarkStart w:id="1" w:name="__RefHeading___Toc1066_2048687391"/>
+      <w:bookmarkStart w:id="1" w:name="__RefHeading___Toc1243_937233523"/>
       <w:bookmarkEnd w:id="1"/>
       <w:r>
         <w:rPr/>
@@ -1419,7 +1419,7 @@
         <w:spacing w:before="280" w:after="120"/>
         <w:rPr/>
       </w:pPr>
-      <w:bookmarkStart w:id="2" w:name="__RefHeading___Toc1068_2048687391"/>
+      <w:bookmarkStart w:id="2" w:name="__RefHeading___Toc1245_937233523"/>
       <w:bookmarkEnd w:id="2"/>
       <w:r>
         <w:rPr/>
@@ -1901,7 +1901,7 @@
         <w:spacing w:before="280" w:after="120"/>
         <w:rPr/>
       </w:pPr>
-      <w:bookmarkStart w:id="3" w:name="__RefHeading___Toc1070_2048687391"/>
+      <w:bookmarkStart w:id="3" w:name="__RefHeading___Toc1247_937233523"/>
       <w:bookmarkEnd w:id="3"/>
       <w:r>
         <w:rPr/>
@@ -2103,7 +2103,7 @@
                 <w:sz w:val="18"/>
                 <w:szCs w:val="18"/>
               </w:rPr>
-              <w:t>Relationship records typed by category, each with its own configurable pipeline and stage set; a GCC pipeline template reflecting introduction, trust-building and regulatory steps.</w:t>
+              <w:t>Relationship records typed by category, each with its own configurable pipeline and stage set; a GCC pipeline template for the market the client is entering, reflecting introduction through an intermediary, trust-building and regulatory steps.</w:t>
             </w:r>
           </w:p>
         </w:tc>
@@ -2467,7 +2467,7 @@
         <w:spacing w:before="280" w:after="120"/>
         <w:rPr/>
       </w:pPr>
-      <w:bookmarkStart w:id="4" w:name="__RefHeading___Toc1072_2048687391"/>
+      <w:bookmarkStart w:id="4" w:name="__RefHeading___Toc1249_937233523"/>
       <w:bookmarkEnd w:id="4"/>
       <w:r>
         <w:rPr/>
@@ -2568,7 +2568,7 @@
         <w:spacing w:before="360" w:after="160"/>
         <w:rPr/>
       </w:pPr>
-      <w:bookmarkStart w:id="5" w:name="__RefHeading___Toc1074_2048687391"/>
+      <w:bookmarkStart w:id="5" w:name="__RefHeading___Toc1251_937233523"/>
       <w:bookmarkEnd w:id="5"/>
       <w:r>
         <w:rPr/>
@@ -2647,7 +2647,7 @@
         <w:spacing w:before="280" w:after="120"/>
         <w:rPr/>
       </w:pPr>
-      <w:bookmarkStart w:id="6" w:name="__RefHeading___Toc1076_2048687391"/>
+      <w:bookmarkStart w:id="6" w:name="__RefHeading___Toc1253_937233523"/>
       <w:bookmarkEnd w:id="6"/>
       <w:r>
         <w:rPr/>
@@ -2693,7 +2693,7 @@
         <w:spacing w:before="280" w:after="120"/>
         <w:rPr/>
       </w:pPr>
-      <w:bookmarkStart w:id="7" w:name="__RefHeading___Toc1078_2048687391"/>
+      <w:bookmarkStart w:id="7" w:name="__RefHeading___Toc1255_937233523"/>
       <w:bookmarkEnd w:id="7"/>
       <w:r>
         <w:rPr/>
@@ -3066,7 +3066,7 @@
                 <w:sz w:val="18"/>
                 <w:szCs w:val="18"/>
               </w:rPr>
-              <w:t>Supabase Storage -&gt; S3 / Azure Blob in a GCC region, or on-premises object storage</w:t>
+              <w:t>Supabase Storage -&gt; S3 / Azure Blob in a Malaysian or Singapore region, or on-premises object storage</w:t>
             </w:r>
           </w:p>
         </w:tc>
@@ -3430,7 +3430,7 @@
         <w:spacing w:before="280" w:after="120"/>
         <w:rPr/>
       </w:pPr>
-      <w:bookmarkStart w:id="8" w:name="__RefHeading___Toc1080_2048687391"/>
+      <w:bookmarkStart w:id="8" w:name="__RefHeading___Toc1257_937233523"/>
       <w:bookmarkEnd w:id="8"/>
       <w:r>
         <w:rPr/>
@@ -3522,7 +3522,7 @@
       </w:r>
       <w:r>
         <w:rPr/>
-        <w:t xml:space="preserve"> runs once per document version: scan, classify, parse (including OCR for scans, in Arabic and English), chunk with page references, embed and index, and extract claims into the ledger. </w:t>
+        <w:t xml:space="preserve"> runs once per document version: scan, classify, parse (including OCR for scans, in the languages the corpus actually uses), chunk with page references, embed and index, and extract claims into the ledger. </w:t>
       </w:r>
       <w:r>
         <w:rPr>
@@ -3610,7 +3610,7 @@
       </w:pPr>
       <w:r>
         <w:rPr/>
-        <w:t>The claims ledger is the part that makes this more than a chatbot. Extraction turns prose into rows: "Contract value = AED 12.5m (Contract v2.pdf, p.14)". Comparison then finds the row from the board minute that says AED 11.8m. Decision checklists list what evidence each decision type needs and mark what is present, what is missing, and what is contradicted.</w:t>
+        <w:t>The claims ledger is the part that makes this more than a chatbot. Extraction turns prose into rows: "Contract value = MYR 12.5m (Contract v2.pdf, p.14)". Comparison then finds the row from the board minute that says MYR 11.8m. Decision checklists list what evidence each decision type needs and mark what is present, what is missing, and what is contradicted.</w:t>
       </w:r>
     </w:p>
     <w:p>
@@ -3619,7 +3619,7 @@
         <w:spacing w:before="280" w:after="120"/>
         <w:rPr/>
       </w:pPr>
-      <w:bookmarkStart w:id="9" w:name="__RefHeading___Toc1082_2048687391"/>
+      <w:bookmarkStart w:id="9" w:name="__RefHeading___Toc1259_937233523"/>
       <w:bookmarkEnd w:id="9"/>
       <w:r>
         <w:rPr/>
@@ -3709,7 +3709,7 @@
         <w:spacing w:before="280" w:after="120"/>
         <w:rPr/>
       </w:pPr>
-      <w:bookmarkStart w:id="10" w:name="__RefHeading___Toc1084_2048687391"/>
+      <w:bookmarkStart w:id="10" w:name="__RefHeading___Toc1261_937233523"/>
       <w:bookmarkEnd w:id="10"/>
       <w:r>
         <w:rPr/>
@@ -3812,7 +3812,40 @@
       </w:r>
       <w:r>
         <w:rPr/>
-        <w:t xml:space="preserve"> Data at rest in a GCC cloud region (for example AWS UAE me-central-1 or Bahrain me-south-1, Azure UAE North, Google Cloud Dammam). AI calls go to a frontier model provider. As of early 2026, Claude models are reachable from the AWS Middle East regions through Amazon Bedrock's global cross-region inference, which means prompts may be processed outside the region in transit under AWS encryption and enterprise terms. This is the fastest and cheapest pattern and gives the highest model quality.</w:t>
+        <w:t xml:space="preserve"> Data at rest in a regional cloud account: </w:t>
+      </w:r>
+      <w:r>
+        <w:rPr>
+          <w:b/>
+          <w:bCs/>
+        </w:rPr>
+        <w:t>AWS Asia Pacific (Malaysia) ap-southeast-5</w:t>
+      </w:r>
+      <w:r>
+        <w:rPr/>
+        <w:t xml:space="preserve"> or </w:t>
+      </w:r>
+      <w:r>
+        <w:rPr>
+          <w:b/>
+          <w:bCs/>
+        </w:rPr>
+        <w:t>Azure Malaysia West</w:t>
+      </w:r>
+      <w:r>
+        <w:rPr/>
+        <w:t xml:space="preserve"> for in-country Malaysian residency, or </w:t>
+      </w:r>
+      <w:r>
+        <w:rPr>
+          <w:b/>
+          <w:bCs/>
+        </w:rPr>
+        <w:t>Singapore</w:t>
+      </w:r>
+      <w:r>
+        <w:rPr/>
+        <w:t xml:space="preserve"> (ap-southeast-1, Azure Southeast Asia, Google asia-southeast1) where a single regional footprint is preferred. Note that no major provider operates a full region in the Philippines, so Philippine data sits in Singapore or Malaysia under this pattern. AI calls go to a frontier model provider. As of early 2026, Claude models are reached through Amazon Bedrock's cross-region inference, which means prompts may be processed outside the country of origin in transit, under AWS encryption and enterprise terms. This is the fastest and cheapest pattern and gives the highest model quality.</w:t>
       </w:r>
     </w:p>
     <w:p>
@@ -3834,7 +3867,7 @@
       </w:r>
       <w:r>
         <w:rPr/>
-        <w:t xml:space="preserve"> Same as A for internal and non-sensitive material; documents tagged restricted, or containing personal data, are routed by the model gateway only to an in-region model. Our recommended target state for most GCC groups.</w:t>
+        <w:t xml:space="preserve"> Same as A for internal and non-sensitive material; documents tagged restricted, or containing personal data, are routed by the model gateway only to an in-region model. Our recommended target state for this client.</w:t>
       </w:r>
     </w:p>
     <w:p>
@@ -3887,7 +3920,7 @@
         <w:spacing w:before="360" w:after="160"/>
         <w:rPr/>
       </w:pPr>
-      <w:bookmarkStart w:id="11" w:name="__RefHeading___Toc1086_2048687391"/>
+      <w:bookmarkStart w:id="11" w:name="__RefHeading___Toc1263_937233523"/>
       <w:bookmarkEnd w:id="11"/>
       <w:r>
         <w:rPr/>
@@ -4343,7 +4376,7 @@
         <w:spacing w:before="360" w:after="160"/>
         <w:rPr/>
       </w:pPr>
-      <w:bookmarkStart w:id="12" w:name="__RefHeading___Toc1088_2048687391"/>
+      <w:bookmarkStart w:id="12" w:name="__RefHeading___Toc1265_937233523"/>
       <w:bookmarkEnd w:id="12"/>
       <w:r>
         <w:rPr/>
@@ -4543,7 +4576,7 @@
         <w:spacing w:before="360" w:after="160"/>
         <w:rPr/>
       </w:pPr>
-      <w:bookmarkStart w:id="13" w:name="__RefHeading___Toc1090_2048687391"/>
+      <w:bookmarkStart w:id="13" w:name="__RefHeading___Toc1267_937233523"/>
       <w:bookmarkEnd w:id="13"/>
       <w:r>
         <w:rPr/>
@@ -5285,7 +5318,7 @@
         <w:spacing w:before="0" w:after="160"/>
         <w:rPr/>
       </w:pPr>
-      <w:bookmarkStart w:id="14" w:name="__RefHeading___Toc1092_2048687391"/>
+      <w:bookmarkStart w:id="14" w:name="__RefHeading___Toc1269_937233523"/>
       <w:bookmarkEnd w:id="14"/>
       <w:r>
         <w:rPr/>
@@ -5298,7 +5331,7 @@
         <w:spacing w:before="360" w:after="160"/>
         <w:rPr/>
       </w:pPr>
-      <w:bookmarkStart w:id="15" w:name="__RefHeading___Toc1094_2048687391"/>
+      <w:bookmarkStart w:id="15" w:name="__RefHeading___Toc1271_937233523"/>
       <w:bookmarkEnd w:id="15"/>
       <w:r>
         <w:rPr/>
@@ -5311,7 +5344,7 @@
         <w:spacing w:before="280" w:after="120"/>
         <w:rPr/>
       </w:pPr>
-      <w:bookmarkStart w:id="16" w:name="__RefHeading___Toc1096_2048687391"/>
+      <w:bookmarkStart w:id="16" w:name="__RefHeading___Toc1273_937233523"/>
       <w:bookmarkEnd w:id="16"/>
       <w:r>
         <w:rPr/>
@@ -5513,7 +5546,7 @@
                 <w:sz w:val="18"/>
                 <w:szCs w:val="18"/>
               </w:rPr>
-              <w:t>Single sign-on, assistant chat and findings pages, CRM pages (contacts, pipeline board, follow-ups, approval queue, dashboards), administration (configuration, imports, connectors). Responsive; works in mobile browsers. Arabic right-to-left layout supported.</w:t>
+              <w:t>Single sign-on, assistant chat and findings pages, CRM pages (contacts, pipeline board, follow-ups, approval queue, dashboards), administration (configuration, imports, connectors). Responsive; works in mobile browsers. The interface is localisable, and right-to-left layout is supported should it be needed later.</w:t>
             </w:r>
           </w:p>
         </w:tc>
@@ -6219,7 +6252,7 @@
         <w:spacing w:before="280" w:after="120"/>
         <w:rPr/>
       </w:pPr>
-      <w:bookmarkStart w:id="17" w:name="__RefHeading___Toc1098_2048687391"/>
+      <w:bookmarkStart w:id="17" w:name="__RefHeading___Toc1275_937233523"/>
       <w:bookmarkEnd w:id="17"/>
       <w:r>
         <w:rPr/>
@@ -6299,7 +6332,7 @@
         <w:spacing w:before="360" w:after="160"/>
         <w:rPr/>
       </w:pPr>
-      <w:bookmarkStart w:id="18" w:name="__RefHeading___Toc1100_2048687391"/>
+      <w:bookmarkStart w:id="18" w:name="__RefHeading___Toc1277_937233523"/>
       <w:bookmarkEnd w:id="18"/>
       <w:r>
         <w:rPr/>
@@ -6323,7 +6356,7 @@
         <w:spacing w:before="280" w:after="120"/>
         <w:rPr/>
       </w:pPr>
-      <w:bookmarkStart w:id="19" w:name="__RefHeading___Toc1102_2048687391"/>
+      <w:bookmarkStart w:id="19" w:name="__RefHeading___Toc1279_937233523"/>
       <w:bookmarkEnd w:id="19"/>
       <w:r>
         <w:rPr/>
@@ -6895,7 +6928,7 @@
         <w:spacing w:before="280" w:after="120"/>
         <w:rPr/>
       </w:pPr>
-      <w:bookmarkStart w:id="20" w:name="__RefHeading___Toc1104_2048687391"/>
+      <w:bookmarkStart w:id="20" w:name="__RefHeading___Toc1281_937233523"/>
       <w:bookmarkEnd w:id="20"/>
       <w:r>
         <w:rPr/>
@@ -7467,7 +7500,7 @@
         <w:spacing w:before="280" w:after="120"/>
         <w:rPr/>
       </w:pPr>
-      <w:bookmarkStart w:id="21" w:name="__RefHeading___Toc1106_2048687391"/>
+      <w:bookmarkStart w:id="21" w:name="__RefHeading___Toc1283_937233523"/>
       <w:bookmarkEnd w:id="21"/>
       <w:r>
         <w:rPr/>
@@ -8039,7 +8072,7 @@
         <w:spacing w:before="360" w:after="160"/>
         <w:rPr/>
       </w:pPr>
-      <w:bookmarkStart w:id="22" w:name="__RefHeading___Toc1108_2048687391"/>
+      <w:bookmarkStart w:id="22" w:name="__RefHeading___Toc1285_937233523"/>
       <w:bookmarkEnd w:id="22"/>
       <w:r>
         <w:rPr/>
@@ -8052,7 +8085,7 @@
         <w:spacing w:before="280" w:after="120"/>
         <w:rPr/>
       </w:pPr>
-      <w:bookmarkStart w:id="23" w:name="__RefHeading___Toc1110_2048687391"/>
+      <w:bookmarkStart w:id="23" w:name="__RefHeading___Toc1287_937233523"/>
       <w:bookmarkEnd w:id="23"/>
       <w:r>
         <w:rPr/>
@@ -8122,7 +8155,7 @@
       </w:r>
       <w:r>
         <w:rPr/>
-        <w:t xml:space="preserve"> Digital PDFs, Word, Excel, PowerPoint and email via Docling (open source, runs locally, strong table extraction). Scanned pages via OCR with Arabic and English support (Azure AI Document Intelligence in the Azure UAE region, or Tesseract/PaddleOCR self-hosted for the sovereign pattern). Excel: each sheet is parsed into cell-level text with sheet and cell references so citations can point to "Sheet Inputs, cell C14".</w:t>
+        <w:t xml:space="preserve"> Digital PDFs, Word, Excel, PowerPoint and email via Docling (open source, runs locally, strong table extraction). Scanned pages via OCR (Azure AI Document Intelligence, available in the Azure Malaysia West and Southeast Asia regions, or Tesseract/PaddleOCR self-hosted for the sovereign pattern). The OCR service is configured for the languages the corpus actually contains, confirmed at discovery. Excel: each sheet is parsed into cell-level text with sheet and cell references so citations can point to "Sheet Inputs, cell C14".</w:t>
       </w:r>
     </w:p>
     <w:p>
@@ -8188,7 +8221,7 @@
       </w:r>
       <w:r>
         <w:rPr/>
-        <w:t xml:space="preserve"> A structured-output prompt to the extraction model (Claude Sonnet 5 for cost, Claude Opus 5 for complex financial documents) returns claims as JSON validated against a schema. Values are normalised (currency to ISO code, numbers to base units, dates to ISO 8601, Arabic numerals handled). Each claim keeps the verbatim quote and page.</w:t>
+        <w:t xml:space="preserve"> A structured-output prompt to the extraction model (Claude Sonnet 5 for cost, Claude Opus 5 for complex financial documents) returns claims as JSON validated against a schema. Values are normalised (currency to ISO code, numbers to base units, dates to ISO 8601, and locale-specific number and date formats normalised). Each claim keeps the verbatim quote and page.</w:t>
       </w:r>
     </w:p>
     <w:p>
@@ -8263,7 +8296,7 @@
         <w:spacing w:before="280" w:after="120"/>
         <w:rPr/>
       </w:pPr>
-      <w:bookmarkStart w:id="24" w:name="__RefHeading___Toc1112_2048687391"/>
+      <w:bookmarkStart w:id="24" w:name="__RefHeading___Toc1289_937233523"/>
       <w:bookmarkEnd w:id="24"/>
       <w:r>
         <w:rPr/>
@@ -8311,7 +8344,7 @@
       </w:r>
       <w:r>
         <w:rPr/>
-        <w:t xml:space="preserve"> Detect language (Arabic or English); expand with synonyms and normalised entity names from the registry; identify if the question is about a figure, a date, a term, a status or a comparison.</w:t>
+        <w:t xml:space="preserve"> Detect the language of the question; expand with synonyms and normalised entity names from the registry; identify if the question is about a figure, a date, a term, a status or a comparison.</w:t>
       </w:r>
     </w:p>
     <w:p>
@@ -8463,7 +8496,7 @@
         <w:spacing w:before="280" w:after="120"/>
         <w:rPr/>
       </w:pPr>
-      <w:bookmarkStart w:id="25" w:name="__RefHeading___Toc1114_2048687391"/>
+      <w:bookmarkStart w:id="25" w:name="__RefHeading___Toc1291_937233523"/>
       <w:bookmarkEnd w:id="25"/>
       <w:r>
         <w:rPr/>
@@ -8608,7 +8641,7 @@
         <w:spacing w:before="280" w:after="120"/>
         <w:rPr/>
       </w:pPr>
-      <w:bookmarkStart w:id="26" w:name="__RefHeading___Toc1116_2048687391"/>
+      <w:bookmarkStart w:id="26" w:name="__RefHeading___Toc1293_937233523"/>
       <w:bookmarkEnd w:id="26"/>
       <w:r>
         <w:rPr/>
@@ -8632,7 +8665,7 @@
         <w:spacing w:before="360" w:after="160"/>
         <w:rPr/>
       </w:pPr>
-      <w:bookmarkStart w:id="27" w:name="__RefHeading___Toc1118_2048687391"/>
+      <w:bookmarkStart w:id="27" w:name="__RefHeading___Toc1295_937233523"/>
       <w:bookmarkEnd w:id="27"/>
       <w:r>
         <w:rPr/>
@@ -8645,7 +8678,7 @@
         <w:spacing w:before="280" w:after="120"/>
         <w:rPr/>
       </w:pPr>
-      <w:bookmarkStart w:id="28" w:name="__RefHeading___Toc1120_2048687391"/>
+      <w:bookmarkStart w:id="28" w:name="__RefHeading___Toc1297_937233523"/>
       <w:bookmarkEnd w:id="28"/>
       <w:r>
         <w:rPr/>
@@ -9401,7 +9434,7 @@
         <w:spacing w:before="280" w:after="120"/>
         <w:rPr/>
       </w:pPr>
-      <w:bookmarkStart w:id="29" w:name="__RefHeading___Toc1122_2048687391"/>
+      <w:bookmarkStart w:id="29" w:name="__RefHeading___Toc1299_937233523"/>
       <w:bookmarkEnd w:id="29"/>
       <w:r>
         <w:rPr/>
@@ -9914,7 +9947,7 @@
         <w:spacing w:before="360" w:after="160"/>
         <w:rPr/>
       </w:pPr>
-      <w:bookmarkStart w:id="30" w:name="__RefHeading___Toc1124_2048687391"/>
+      <w:bookmarkStart w:id="30" w:name="__RefHeading___Toc1301_937233523"/>
       <w:bookmarkEnd w:id="30"/>
       <w:r>
         <w:rPr/>
@@ -10089,7 +10122,7 @@
                 <w:sz w:val="18"/>
                 <w:szCs w:val="18"/>
               </w:rPr>
-              <w:t>Vercel (web) + Supabase (PostgreSQL, storage, auth) or a single cloud account in a GCC region; containers for the intelligence service</w:t>
+              <w:t>Vercel (web) + Supabase (PostgreSQL, storage, auth) or a single cloud account in a Malaysian or Singapore region; containers for the intelligence service</w:t>
             </w:r>
           </w:p>
         </w:tc>
@@ -10116,7 +10149,7 @@
                 <w:sz w:val="18"/>
                 <w:szCs w:val="18"/>
               </w:rPr>
-              <w:t>Kubernetes or managed containers (AWS ECS/EKS, Azure AKS) in a GCC region or private data centre; GPU node pool for in-region models</w:t>
+              <w:t>Kubernetes or managed containers (AWS ECS/EKS, Azure AKS) in a Malaysian or Singapore region or a private data centre; GPU node pool for in-region models</w:t>
             </w:r>
           </w:p>
         </w:tc>
@@ -10651,7 +10684,7 @@
         <w:spacing w:before="360" w:after="160"/>
         <w:rPr/>
       </w:pPr>
-      <w:bookmarkStart w:id="31" w:name="__RefHeading___Toc1126_2048687391"/>
+      <w:bookmarkStart w:id="31" w:name="__RefHeading___Toc1303_937233523"/>
       <w:bookmarkEnd w:id="31"/>
       <w:r>
         <w:rPr/>
@@ -10664,7 +10697,7 @@
         <w:spacing w:before="280" w:after="120"/>
         <w:rPr/>
       </w:pPr>
-      <w:bookmarkStart w:id="32" w:name="__RefHeading___Toc1128_2048687391"/>
+      <w:bookmarkStart w:id="32" w:name="__RefHeading___Toc1305_937233523"/>
       <w:bookmarkEnd w:id="32"/>
       <w:r>
         <w:rPr/>
@@ -10798,7 +10831,7 @@
         <w:spacing w:before="280" w:after="120"/>
         <w:rPr/>
       </w:pPr>
-      <w:bookmarkStart w:id="33" w:name="__RefHeading___Toc1130_2048687391"/>
+      <w:bookmarkStart w:id="33" w:name="__RefHeading___Toc1307_937233523"/>
       <w:bookmarkEnd w:id="33"/>
       <w:r>
         <w:rPr/>
@@ -10886,7 +10919,7 @@
         <w:spacing w:before="280" w:after="120"/>
         <w:rPr/>
       </w:pPr>
-      <w:bookmarkStart w:id="34" w:name="__RefHeading___Toc1132_2048687391"/>
+      <w:bookmarkStart w:id="34" w:name="__RefHeading___Toc1309_937233523"/>
       <w:bookmarkEnd w:id="34"/>
       <w:r>
         <w:rPr/>
@@ -10959,7 +10992,7 @@
         <w:spacing w:before="360" w:after="160"/>
         <w:rPr/>
       </w:pPr>
-      <w:bookmarkStart w:id="35" w:name="__RefHeading___Toc1134_2048687391"/>
+      <w:bookmarkStart w:id="35" w:name="__RefHeading___Toc1311_937233523"/>
       <w:bookmarkEnd w:id="35"/>
       <w:r>
         <w:rPr/>
@@ -11102,7 +11135,7 @@
                 <w:sz w:val="18"/>
                 <w:szCs w:val="18"/>
               </w:rPr>
-              <w:t>English and Arabic in interface, documents and answers; right-to-left layout</w:t>
+              <w:t>English as the primary business language, with the interface, documents and answers supporting the other languages present in the corpus (Bahasa Malaysia, Filipino and Chinese are the likely candidates, to be confirmed at discovery); right-to-left layout supported if it is needed later</w:t>
             </w:r>
           </w:p>
         </w:tc>
